--- a/Жизненый цикл.docx
+++ b/Жизненый цикл.docx
@@ -24,6 +24,7 @@
           <w:pgNumType w:fmt="decimal"/>
           <w:formProt w:val="false"/>
           <w:textDirection w:val="lrTb"/>
+          <w:docGrid w:type="default" w:linePitch="100" w:charSpace="0"/>
         </w:sectPr>
       </w:pPr>
     </w:p>
@@ -37,56 +38,6 @@
       </w:pPr>
       <w:r>
         <w:rPr/>
-        <w:drawing>
-          <wp:inline distT="0" distB="0" distL="0" distR="0">
-            <wp:extent cx="720090" cy="360045"/>
-            <wp:effectExtent l="0" t="0" r="0" b="0"/>
-            <wp:docPr id="1" name="Изображение1" descr="profile"/>
-            <wp:cNvGraphicFramePr>
-              <a:graphicFrameLocks xmlns:a="http://schemas.openxmlformats.org/drawingml/2006/main" noChangeAspect="1"/>
-            </wp:cNvGraphicFramePr>
-            <a:graphic xmlns:a="http://schemas.openxmlformats.org/drawingml/2006/main">
-              <a:graphicData uri="http://schemas.openxmlformats.org/drawingml/2006/picture">
-                <pic:pic xmlns:pic="http://schemas.openxmlformats.org/drawingml/2006/picture">
-                  <pic:nvPicPr>
-                    <pic:cNvPr id="1" name="Изображение1" descr="profile"/>
-                    <pic:cNvPicPr>
-                      <a:picLocks noChangeAspect="1" noChangeArrowheads="1"/>
-                    </pic:cNvPicPr>
-                  </pic:nvPicPr>
-                  <pic:blipFill>
-                    <a:blip r:link="rId2"/>
-                    <a:stretch>
-                      <a:fillRect/>
-                    </a:stretch>
-                  </pic:blipFill>
-                  <pic:spPr bwMode="auto">
-                    <a:xfrm>
-                      <a:off x="0" y="0"/>
-                      <a:ext cx="720090" cy="360045"/>
-                    </a:xfrm>
-                    <a:prstGeom prst="rect">
-                      <a:avLst/>
-                    </a:prstGeom>
-                  </pic:spPr>
-                </pic:pic>
-              </a:graphicData>
-            </a:graphic>
-          </wp:inline>
-        </w:drawing>
-      </w:r>
-    </w:p>
-    <w:p>
-      <w:pPr>
-        <w:pStyle w:val="Normal"/>
-        <w:bidi w:val="0"/>
-        <w:ind w:hanging="0" w:left="0" w:right="0"/>
-        <w:jc w:val="left"/>
-        <w:rPr/>
-      </w:pPr>
-      <w:r>
-        <w:rPr/>
-        <w:t>Qwen3-235B-A22B-25073:38 pm</w:t>
       </w:r>
     </w:p>
     <w:p>
@@ -97,29 +48,7 @@
           <w:pgMar w:left="1134" w:right="1134" w:gutter="0" w:header="0" w:top="1134" w:footer="0" w:bottom="1134"/>
           <w:formProt w:val="false"/>
           <w:textDirection w:val="lrTb"/>
-        </w:sectPr>
-      </w:pPr>
-    </w:p>
-    <w:p>
-      <w:pPr>
-        <w:pStyle w:val="Normal"/>
-        <w:bidi w:val="0"/>
-        <w:ind w:hanging="0" w:left="0" w:right="0"/>
-        <w:jc w:val="left"/>
-        <w:rPr/>
-      </w:pPr>
-      <w:r>
-        <w:rPr/>
-      </w:r>
-    </w:p>
-    <w:p>
-      <w:pPr>
-        <w:sectPr>
-          <w:type w:val="continuous"/>
-          <w:pgSz w:w="11906" w:h="16838"/>
-          <w:pgMar w:left="1134" w:right="1134" w:gutter="0" w:header="0" w:top="1134" w:footer="0" w:bottom="1134"/>
-          <w:formProt w:val="false"/>
-          <w:textDirection w:val="lrTb"/>
+          <w:docGrid w:type="default" w:linePitch="100" w:charSpace="0"/>
         </w:sectPr>
       </w:pPr>
     </w:p>
@@ -154,7 +83,6 @@
           <w:numId w:val="1"/>
         </w:numPr>
         <w:tabs>
-          <w:tab w:val="clear" w:pos="709"/>
           <w:tab w:val="left" w:pos="709" w:leader="none"/>
         </w:tabs>
         <w:bidi w:val="0"/>
@@ -176,7 +104,6 @@
           <w:numId w:val="1"/>
         </w:numPr>
         <w:tabs>
-          <w:tab w:val="clear" w:pos="709"/>
           <w:tab w:val="left" w:pos="709" w:leader="none"/>
         </w:tabs>
         <w:bidi w:val="0"/>
@@ -198,7 +125,6 @@
           <w:numId w:val="1"/>
         </w:numPr>
         <w:tabs>
-          <w:tab w:val="clear" w:pos="709"/>
           <w:tab w:val="left" w:pos="709" w:leader="none"/>
         </w:tabs>
         <w:bidi w:val="0"/>
@@ -220,7 +146,6 @@
           <w:numId w:val="1"/>
         </w:numPr>
         <w:tabs>
-          <w:tab w:val="clear" w:pos="709"/>
           <w:tab w:val="left" w:pos="709" w:leader="none"/>
         </w:tabs>
         <w:bidi w:val="0"/>
@@ -242,7 +167,6 @@
           <w:numId w:val="1"/>
         </w:numPr>
         <w:tabs>
-          <w:tab w:val="clear" w:pos="709"/>
           <w:tab w:val="left" w:pos="709" w:leader="none"/>
         </w:tabs>
         <w:bidi w:val="0"/>
@@ -398,7 +322,6 @@
           <w:numId w:val="2"/>
         </w:numPr>
         <w:tabs>
-          <w:tab w:val="clear" w:pos="709"/>
           <w:tab w:val="left" w:pos="709" w:leader="none"/>
         </w:tabs>
         <w:bidi w:val="0"/>
@@ -420,7 +343,6 @@
           <w:numId w:val="2"/>
         </w:numPr>
         <w:tabs>
-          <w:tab w:val="clear" w:pos="709"/>
           <w:tab w:val="left" w:pos="709" w:leader="none"/>
         </w:tabs>
         <w:bidi w:val="0"/>
@@ -442,7 +364,6 @@
           <w:numId w:val="2"/>
         </w:numPr>
         <w:tabs>
-          <w:tab w:val="clear" w:pos="709"/>
           <w:tab w:val="left" w:pos="709" w:leader="none"/>
         </w:tabs>
         <w:bidi w:val="0"/>
@@ -464,7 +385,6 @@
           <w:numId w:val="2"/>
         </w:numPr>
         <w:tabs>
-          <w:tab w:val="clear" w:pos="709"/>
           <w:tab w:val="left" w:pos="709" w:leader="none"/>
         </w:tabs>
         <w:bidi w:val="0"/>
@@ -486,7 +406,6 @@
           <w:numId w:val="2"/>
         </w:numPr>
         <w:tabs>
-          <w:tab w:val="clear" w:pos="709"/>
           <w:tab w:val="left" w:pos="709" w:leader="none"/>
         </w:tabs>
         <w:bidi w:val="0"/>
@@ -524,7 +443,6 @@
           <w:numId w:val="3"/>
         </w:numPr>
         <w:tabs>
-          <w:tab w:val="clear" w:pos="709"/>
           <w:tab w:val="left" w:pos="709" w:leader="none"/>
         </w:tabs>
         <w:bidi w:val="0"/>
@@ -546,7 +464,6 @@
           <w:numId w:val="3"/>
         </w:numPr>
         <w:tabs>
-          <w:tab w:val="clear" w:pos="709"/>
           <w:tab w:val="left" w:pos="709" w:leader="none"/>
         </w:tabs>
         <w:bidi w:val="0"/>
@@ -568,7 +485,6 @@
           <w:numId w:val="3"/>
         </w:numPr>
         <w:tabs>
-          <w:tab w:val="clear" w:pos="709"/>
           <w:tab w:val="left" w:pos="709" w:leader="none"/>
         </w:tabs>
         <w:bidi w:val="0"/>
@@ -631,7 +547,7 @@
         </w:tblCellMar>
       </w:tblPr>
       <w:tblGrid>
-        <w:gridCol w:w="2156"/>
+        <w:gridCol w:w="2155"/>
         <w:gridCol w:w="6126"/>
       </w:tblGrid>
       <w:tr>
@@ -640,7 +556,7 @@
         </w:trPr>
         <w:tc>
           <w:tcPr>
-            <w:tcW w:w="2156" w:type="dxa"/>
+            <w:tcW w:w="2155" w:type="dxa"/>
             <w:tcBorders/>
             <w:vAlign w:val="center"/>
           </w:tcPr>
@@ -691,7 +607,7 @@
         <w:trPr/>
         <w:tc>
           <w:tcPr>
-            <w:tcW w:w="2156" w:type="dxa"/>
+            <w:tcW w:w="2155" w:type="dxa"/>
             <w:tcBorders/>
             <w:vAlign w:val="center"/>
           </w:tcPr>
@@ -736,7 +652,7 @@
         <w:trPr/>
         <w:tc>
           <w:tcPr>
-            <w:tcW w:w="2156" w:type="dxa"/>
+            <w:tcW w:w="2155" w:type="dxa"/>
             <w:tcBorders/>
             <w:vAlign w:val="center"/>
           </w:tcPr>
@@ -787,7 +703,7 @@
         <w:trPr/>
         <w:tc>
           <w:tcPr>
-            <w:tcW w:w="2156" w:type="dxa"/>
+            <w:tcW w:w="2155" w:type="dxa"/>
             <w:tcBorders/>
             <w:vAlign w:val="center"/>
           </w:tcPr>
@@ -832,7 +748,7 @@
         <w:trPr/>
         <w:tc>
           <w:tcPr>
-            <w:tcW w:w="2156" w:type="dxa"/>
+            <w:tcW w:w="2155" w:type="dxa"/>
             <w:tcBorders/>
             <w:vAlign w:val="center"/>
           </w:tcPr>
@@ -877,7 +793,7 @@
         <w:trPr/>
         <w:tc>
           <w:tcPr>
-            <w:tcW w:w="2156" w:type="dxa"/>
+            <w:tcW w:w="2155" w:type="dxa"/>
             <w:tcBorders/>
             <w:vAlign w:val="center"/>
           </w:tcPr>
@@ -922,7 +838,7 @@
         <w:trPr/>
         <w:tc>
           <w:tcPr>
-            <w:tcW w:w="2156" w:type="dxa"/>
+            <w:tcW w:w="2155" w:type="dxa"/>
             <w:tcBorders/>
             <w:vAlign w:val="center"/>
           </w:tcPr>
@@ -1038,73 +954,9 @@
           <w:pgMar w:left="1134" w:right="1134" w:gutter="0" w:header="0" w:top="1134" w:footer="0" w:bottom="1134"/>
           <w:formProt w:val="false"/>
           <w:textDirection w:val="lrTb"/>
+          <w:docGrid w:type="default" w:linePitch="100" w:charSpace="0"/>
         </w:sectPr>
       </w:pPr>
-    </w:p>
-    <w:p>
-      <w:pPr>
-        <w:pStyle w:val="BodyText"/>
-        <w:bidi w:val="0"/>
-        <w:spacing w:before="0" w:after="0"/>
-        <w:ind w:hanging="0" w:left="0" w:right="0"/>
-        <w:rPr/>
-      </w:pPr>
-      <w:r>
-        <w:rPr/>
-        <w:t>1</w:t>
-      </w:r>
-    </w:p>
-    <w:p>
-      <w:pPr>
-        <w:pStyle w:val="BodyText"/>
-        <w:bidi w:val="0"/>
-        <w:spacing w:before="0" w:after="0"/>
-        <w:ind w:hanging="0" w:left="0" w:right="0"/>
-        <w:rPr/>
-      </w:pPr>
-      <w:r>
-        <w:rPr/>
-        <w:t>2</w:t>
-      </w:r>
-    </w:p>
-    <w:p>
-      <w:pPr>
-        <w:pStyle w:val="BodyText"/>
-        <w:bidi w:val="0"/>
-        <w:spacing w:before="0" w:after="0"/>
-        <w:ind w:hanging="0" w:left="0" w:right="0"/>
-        <w:rPr/>
-      </w:pPr>
-      <w:r>
-        <w:rPr/>
-        <w:t>3</w:t>
-      </w:r>
-    </w:p>
-    <w:p>
-      <w:pPr>
-        <w:pStyle w:val="BodyText"/>
-        <w:bidi w:val="0"/>
-        <w:spacing w:before="0" w:after="0"/>
-        <w:ind w:hanging="0" w:left="0" w:right="0"/>
-        <w:rPr/>
-      </w:pPr>
-      <w:r>
-        <w:rPr/>
-        <w:t>4</w:t>
-      </w:r>
-    </w:p>
-    <w:p>
-      <w:pPr>
-        <w:pStyle w:val="BodyText"/>
-        <w:bidi w:val="0"/>
-        <w:spacing w:before="0" w:after="0"/>
-        <w:ind w:hanging="0" w:left="0" w:right="0"/>
-        <w:rPr/>
-      </w:pPr>
-      <w:r>
-        <w:rPr/>
-        <w:t>5</w:t>
-      </w:r>
     </w:p>
     <w:p>
       <w:pPr>
@@ -1179,6 +1031,7 @@
           <w:pgMar w:left="1134" w:right="1134" w:gutter="0" w:header="0" w:top="1134" w:footer="0" w:bottom="1134"/>
           <w:formProt w:val="false"/>
           <w:textDirection w:val="lrTb"/>
+          <w:docGrid w:type="default" w:linePitch="100" w:charSpace="0"/>
         </w:sectPr>
       </w:pPr>
     </w:p>
@@ -1202,6 +1055,7 @@
           <w:pgMar w:left="1134" w:right="1134" w:gutter="0" w:header="0" w:top="1134" w:footer="0" w:bottom="1134"/>
           <w:formProt w:val="false"/>
           <w:textDirection w:val="lrTb"/>
+          <w:docGrid w:type="default" w:linePitch="100" w:charSpace="0"/>
         </w:sectPr>
       </w:pPr>
     </w:p>
@@ -1255,7 +1109,6 @@
           <w:numId w:val="4"/>
         </w:numPr>
         <w:tabs>
-          <w:tab w:val="clear" w:pos="709"/>
           <w:tab w:val="left" w:pos="709" w:leader="none"/>
         </w:tabs>
         <w:bidi w:val="0"/>
@@ -1277,7 +1130,6 @@
           <w:numId w:val="4"/>
         </w:numPr>
         <w:tabs>
-          <w:tab w:val="clear" w:pos="709"/>
           <w:tab w:val="left" w:pos="709" w:leader="none"/>
         </w:tabs>
         <w:bidi w:val="0"/>
@@ -1323,7 +1175,6 @@
           <w:numId w:val="5"/>
         </w:numPr>
         <w:tabs>
-          <w:tab w:val="clear" w:pos="709"/>
           <w:tab w:val="left" w:pos="709" w:leader="none"/>
         </w:tabs>
         <w:bidi w:val="0"/>
@@ -1345,7 +1196,6 @@
           <w:numId w:val="5"/>
         </w:numPr>
         <w:tabs>
-          <w:tab w:val="clear" w:pos="709"/>
           <w:tab w:val="left" w:pos="709" w:leader="none"/>
         </w:tabs>
         <w:bidi w:val="0"/>
@@ -1367,7 +1217,6 @@
           <w:numId w:val="5"/>
         </w:numPr>
         <w:tabs>
-          <w:tab w:val="clear" w:pos="709"/>
           <w:tab w:val="left" w:pos="709" w:leader="none"/>
         </w:tabs>
         <w:bidi w:val="0"/>
@@ -1389,7 +1238,6 @@
           <w:numId w:val="5"/>
         </w:numPr>
         <w:tabs>
-          <w:tab w:val="clear" w:pos="709"/>
           <w:tab w:val="left" w:pos="709" w:leader="none"/>
         </w:tabs>
         <w:bidi w:val="0"/>
@@ -1435,7 +1283,6 @@
           <w:numId w:val="6"/>
         </w:numPr>
         <w:tabs>
-          <w:tab w:val="clear" w:pos="709"/>
           <w:tab w:val="left" w:pos="709" w:leader="none"/>
         </w:tabs>
         <w:bidi w:val="0"/>
@@ -1457,7 +1304,6 @@
           <w:numId w:val="6"/>
         </w:numPr>
         <w:tabs>
-          <w:tab w:val="clear" w:pos="709"/>
           <w:tab w:val="left" w:pos="709" w:leader="none"/>
         </w:tabs>
         <w:bidi w:val="0"/>
@@ -1545,7 +1391,6 @@
           <w:numId w:val="7"/>
         </w:numPr>
         <w:tabs>
-          <w:tab w:val="clear" w:pos="709"/>
           <w:tab w:val="left" w:pos="709" w:leader="none"/>
         </w:tabs>
         <w:bidi w:val="0"/>
@@ -1593,7 +1438,6 @@
           <w:numId w:val="7"/>
         </w:numPr>
         <w:tabs>
-          <w:tab w:val="clear" w:pos="709"/>
           <w:tab w:val="left" w:pos="709" w:leader="none"/>
         </w:tabs>
         <w:bidi w:val="0"/>
@@ -1705,7 +1549,6 @@
           <w:numId w:val="8"/>
         </w:numPr>
         <w:tabs>
-          <w:tab w:val="clear" w:pos="709"/>
           <w:tab w:val="left" w:pos="709" w:leader="none"/>
         </w:tabs>
         <w:bidi w:val="0"/>
@@ -1727,7 +1570,6 @@
           <w:numId w:val="8"/>
         </w:numPr>
         <w:tabs>
-          <w:tab w:val="clear" w:pos="709"/>
           <w:tab w:val="left" w:pos="709" w:leader="none"/>
         </w:tabs>
         <w:bidi w:val="0"/>
@@ -1839,7 +1681,6 @@
           <w:numId w:val="9"/>
         </w:numPr>
         <w:tabs>
-          <w:tab w:val="clear" w:pos="709"/>
           <w:tab w:val="left" w:pos="709" w:leader="none"/>
         </w:tabs>
         <w:bidi w:val="0"/>
@@ -1861,7 +1702,6 @@
           <w:numId w:val="9"/>
         </w:numPr>
         <w:tabs>
-          <w:tab w:val="clear" w:pos="709"/>
           <w:tab w:val="left" w:pos="709" w:leader="none"/>
         </w:tabs>
         <w:bidi w:val="0"/>
@@ -1883,7 +1723,6 @@
           <w:numId w:val="9"/>
         </w:numPr>
         <w:tabs>
-          <w:tab w:val="clear" w:pos="709"/>
           <w:tab w:val="left" w:pos="709" w:leader="none"/>
         </w:tabs>
         <w:bidi w:val="0"/>
@@ -1949,7 +1788,6 @@
           <w:numId w:val="10"/>
         </w:numPr>
         <w:tabs>
-          <w:tab w:val="clear" w:pos="709"/>
           <w:tab w:val="left" w:pos="709" w:leader="none"/>
         </w:tabs>
         <w:bidi w:val="0"/>
@@ -1971,7 +1809,6 @@
           <w:numId w:val="10"/>
         </w:numPr>
         <w:tabs>
-          <w:tab w:val="clear" w:pos="709"/>
           <w:tab w:val="left" w:pos="709" w:leader="none"/>
         </w:tabs>
         <w:bidi w:val="0"/>
@@ -1993,7 +1830,6 @@
           <w:numId w:val="10"/>
         </w:numPr>
         <w:tabs>
-          <w:tab w:val="clear" w:pos="709"/>
           <w:tab w:val="left" w:pos="709" w:leader="none"/>
         </w:tabs>
         <w:bidi w:val="0"/>
@@ -2015,7 +1851,6 @@
           <w:numId w:val="10"/>
         </w:numPr>
         <w:tabs>
-          <w:tab w:val="clear" w:pos="709"/>
           <w:tab w:val="left" w:pos="709" w:leader="none"/>
         </w:tabs>
         <w:bidi w:val="0"/>
@@ -2053,7 +1888,6 @@
           <w:numId w:val="11"/>
         </w:numPr>
         <w:tabs>
-          <w:tab w:val="clear" w:pos="709"/>
           <w:tab w:val="left" w:pos="709" w:leader="none"/>
         </w:tabs>
         <w:bidi w:val="0"/>
@@ -2081,7 +1915,6 @@
           <w:numId w:val="11"/>
         </w:numPr>
         <w:tabs>
-          <w:tab w:val="clear" w:pos="709"/>
           <w:tab w:val="left" w:pos="709" w:leader="none"/>
         </w:tabs>
         <w:bidi w:val="0"/>
@@ -2109,7 +1942,6 @@
           <w:numId w:val="11"/>
         </w:numPr>
         <w:tabs>
-          <w:tab w:val="clear" w:pos="709"/>
           <w:tab w:val="left" w:pos="709" w:leader="none"/>
         </w:tabs>
         <w:bidi w:val="0"/>
@@ -2137,7 +1969,6 @@
           <w:numId w:val="11"/>
         </w:numPr>
         <w:tabs>
-          <w:tab w:val="clear" w:pos="709"/>
           <w:tab w:val="left" w:pos="709" w:leader="none"/>
         </w:tabs>
         <w:bidi w:val="0"/>
@@ -2347,7 +2178,7 @@
       </w:tblPr>
       <w:tblGrid>
         <w:gridCol w:w="1402"/>
-        <w:gridCol w:w="4045"/>
+        <w:gridCol w:w="4044"/>
       </w:tblGrid>
       <w:tr>
         <w:trPr>
@@ -2379,7 +2210,7 @@
         </w:tc>
         <w:tc>
           <w:tcPr>
-            <w:tcW w:w="4045" w:type="dxa"/>
+            <w:tcW w:w="4044" w:type="dxa"/>
             <w:tcBorders/>
             <w:vAlign w:val="center"/>
           </w:tcPr>
@@ -2426,7 +2257,7 @@
         </w:tc>
         <w:tc>
           <w:tcPr>
-            <w:tcW w:w="4045" w:type="dxa"/>
+            <w:tcW w:w="4044" w:type="dxa"/>
             <w:tcBorders/>
             <w:vAlign w:val="center"/>
           </w:tcPr>
@@ -2469,7 +2300,7 @@
         </w:tc>
         <w:tc>
           <w:tcPr>
-            <w:tcW w:w="4045" w:type="dxa"/>
+            <w:tcW w:w="4044" w:type="dxa"/>
             <w:tcBorders/>
             <w:vAlign w:val="center"/>
           </w:tcPr>
@@ -2512,7 +2343,7 @@
         </w:tc>
         <w:tc>
           <w:tcPr>
-            <w:tcW w:w="4045" w:type="dxa"/>
+            <w:tcW w:w="4044" w:type="dxa"/>
             <w:tcBorders/>
             <w:vAlign w:val="center"/>
           </w:tcPr>
@@ -2555,7 +2386,7 @@
         </w:tc>
         <w:tc>
           <w:tcPr>
-            <w:tcW w:w="4045" w:type="dxa"/>
+            <w:tcW w:w="4044" w:type="dxa"/>
             <w:tcBorders/>
             <w:vAlign w:val="center"/>
           </w:tcPr>
@@ -2598,7 +2429,7 @@
         </w:tc>
         <w:tc>
           <w:tcPr>
-            <w:tcW w:w="4045" w:type="dxa"/>
+            <w:tcW w:w="4044" w:type="dxa"/>
             <w:tcBorders/>
             <w:vAlign w:val="center"/>
           </w:tcPr>
@@ -2641,7 +2472,7 @@
         </w:tc>
         <w:tc>
           <w:tcPr>
-            <w:tcW w:w="4045" w:type="dxa"/>
+            <w:tcW w:w="4044" w:type="dxa"/>
             <w:tcBorders/>
             <w:vAlign w:val="center"/>
           </w:tcPr>
@@ -2704,7 +2535,7 @@
       </w:tblPr>
       <w:tblGrid>
         <w:gridCol w:w="1711"/>
-        <w:gridCol w:w="5828"/>
+        <w:gridCol w:w="5827"/>
       </w:tblGrid>
       <w:tr>
         <w:trPr>
@@ -2736,7 +2567,7 @@
         </w:tc>
         <w:tc>
           <w:tcPr>
-            <w:tcW w:w="5828" w:type="dxa"/>
+            <w:tcW w:w="5827" w:type="dxa"/>
             <w:tcBorders/>
             <w:vAlign w:val="center"/>
           </w:tcPr>
@@ -2785,7 +2616,7 @@
         </w:tc>
         <w:tc>
           <w:tcPr>
-            <w:tcW w:w="5828" w:type="dxa"/>
+            <w:tcW w:w="5827" w:type="dxa"/>
             <w:tcBorders/>
             <w:vAlign w:val="center"/>
           </w:tcPr>
@@ -2830,7 +2661,7 @@
         </w:tc>
         <w:tc>
           <w:tcPr>
-            <w:tcW w:w="5828" w:type="dxa"/>
+            <w:tcW w:w="5827" w:type="dxa"/>
             <w:tcBorders/>
             <w:vAlign w:val="center"/>
           </w:tcPr>
@@ -2875,7 +2706,7 @@
         </w:tc>
         <w:tc>
           <w:tcPr>
-            <w:tcW w:w="5828" w:type="dxa"/>
+            <w:tcW w:w="5827" w:type="dxa"/>
             <w:tcBorders/>
             <w:vAlign w:val="center"/>
           </w:tcPr>
@@ -2920,7 +2751,7 @@
         </w:tc>
         <w:tc>
           <w:tcPr>
-            <w:tcW w:w="5828" w:type="dxa"/>
+            <w:tcW w:w="5827" w:type="dxa"/>
             <w:tcBorders/>
             <w:vAlign w:val="center"/>
           </w:tcPr>
@@ -2965,7 +2796,7 @@
         </w:tc>
         <w:tc>
           <w:tcPr>
-            <w:tcW w:w="5828" w:type="dxa"/>
+            <w:tcW w:w="5827" w:type="dxa"/>
             <w:tcBorders/>
             <w:vAlign w:val="center"/>
           </w:tcPr>
@@ -3104,6 +2935,7 @@
           <w:pgMar w:left="1134" w:right="1134" w:gutter="0" w:header="0" w:top="1134" w:footer="0" w:bottom="1134"/>
           <w:formProt w:val="false"/>
           <w:textDirection w:val="lrTb"/>
+          <w:docGrid w:type="default" w:linePitch="100" w:charSpace="0"/>
         </w:sectPr>
       </w:pPr>
     </w:p>
@@ -3122,9 +2954,9 @@
       <w:type w:val="continuous"/>
       <w:pgSz w:w="11906" w:h="16838"/>
       <w:pgMar w:left="1134" w:right="1134" w:gutter="0" w:header="0" w:top="1134" w:footer="0" w:bottom="1134"/>
-      <w:pgNumType w:fmt="decimal"/>
       <w:formProt w:val="false"/>
       <w:textDirection w:val="lrTb"/>
+      <w:docGrid w:type="default" w:linePitch="100" w:charSpace="0"/>
     </w:sectPr>
   </w:body>
 </w:document>
@@ -4792,7 +4624,6 @@
     </w:lvl>
     <w:lvl w:ilvl="1">
       <w:start w:val="1"/>
-      <w:pStyle w:val="Heading2"/>
       <w:numFmt w:val="none"/>
       <w:suff w:val="nothing"/>
       <w:lvlText w:val=""/>
@@ -4806,7 +4637,6 @@
     </w:lvl>
     <w:lvl w:ilvl="2">
       <w:start w:val="1"/>
-      <w:pStyle w:val="Heading3"/>
       <w:numFmt w:val="none"/>
       <w:suff w:val="nothing"/>
       <w:lvlText w:val=""/>
@@ -4820,7 +4650,6 @@
     </w:lvl>
     <w:lvl w:ilvl="3">
       <w:start w:val="1"/>
-      <w:pStyle w:val="Heading4"/>
       <w:numFmt w:val="none"/>
       <w:suff w:val="nothing"/>
       <w:lvlText w:val=""/>
@@ -4954,7 +4783,6 @@
     </w:rPrDefault>
     <w:pPrDefault>
       <w:pPr>
-        <w:widowControl/>
         <w:suppressAutoHyphens w:val="true"/>
       </w:pPr>
     </w:pPrDefault>
@@ -4964,7 +4792,10 @@
     <w:qFormat/>
     <w:pPr>
       <w:widowControl/>
+      <w:suppressAutoHyphens w:val="true"/>
       <w:bidi w:val="0"/>
+      <w:spacing w:before="0" w:after="0"/>
+      <w:jc w:val="left"/>
     </w:pPr>
     <w:rPr>
       <w:rFonts w:ascii="Liberation Serif" w:hAnsi="Liberation Serif" w:eastAsia="Noto Serif CJK SC" w:cs="Noto Sans Devanagari"/>
